--- a/modelo_dossie.docx
+++ b/modelo_dossie.docx
@@ -103,6 +103,28 @@
         </w:rPr>
         <w:t>DOSSIÊ DE ANÁLISE DE ALERTA PLD/FT</w:t>
       </w:r>
+      <w:r>
+        <w:rPr>
+          <w:b/>
+          <w:bCs/>
+          <w:color w:val="000000" w:themeColor="text1"/>
+          <w:sz w:val="26"/>
+          <w:szCs w:val="26"/>
+          <w:u w:val="single"/>
+        </w:rPr>
+        <w:t xml:space="preserve"> - </w:t>
+      </w:r>
+      <w:r>
+        <w:rPr>
+          <w:b/>
+          <w:bCs/>
+          <w:color w:val="000000" w:themeColor="text1"/>
+          <w:sz w:val="26"/>
+          <w:szCs w:val="26"/>
+          <w:u w:val="single"/>
+        </w:rPr>
+        <w:t>{{CODIGO_DOSSIE}}</w:t>
+      </w:r>
     </w:p>
     <w:p>
       <w:pPr>
@@ -381,13 +403,7 @@
               <w:rPr>
                 <w:color w:val="000000" w:themeColor="text1"/>
               </w:rPr>
-              <w:t>11</w:t>
-            </w:r>
-            <w:r>
-              <w:rPr>
-                <w:color w:val="000000" w:themeColor="text1"/>
-              </w:rPr>
-              <w:t>/06/2026</w:t>
+              <w:t>{{DATA_ANALISE}}</w:t>
             </w:r>
           </w:p>
         </w:tc>
@@ -2439,7 +2455,7 @@
       <w:rPr>
         <w:noProof/>
       </w:rPr>
-      <w:pict w14:anchorId="032C6391">
+      <w:pict w14:anchorId="768BDA60">
         <v:shapetype id="_x0000_t75" coordsize="21600,21600" o:spt="75" o:preferrelative="t" path="m@4@5l@4@11@9@11@9@5xe" filled="f" stroked="f">
           <v:stroke joinstyle="miter"/>
           <v:formulas>
@@ -2682,7 +2698,7 @@
       <w:rPr>
         <w:noProof/>
       </w:rPr>
-      <w:pict w14:anchorId="2A514687">
+      <w:pict w14:anchorId="3E54268F">
         <v:shapetype id="_x0000_t75" coordsize="21600,21600" o:spt="75" o:preferrelative="t" path="m@4@5l@4@11@9@11@9@5xe" filled="f" stroked="f">
           <v:stroke joinstyle="miter"/>
           <v:formulas>
@@ -2722,7 +2738,7 @@
       <w:rPr>
         <w:noProof/>
       </w:rPr>
-      <w:pict w14:anchorId="75681C39">
+      <w:pict w14:anchorId="2C0082C2">
         <v:shapetype id="_x0000_t75" coordsize="21600,21600" o:spt="75" o:preferrelative="t" path="m@4@5l@4@11@9@11@9@5xe" filled="f" stroked="f">
           <v:stroke joinstyle="miter"/>
           <v:formulas>

--- a/modelo_dossie.docx
+++ b/modelo_dossie.docx
@@ -1017,7 +1017,7 @@
               <w:jc w:val="center"/>
             </w:pPr>
             <w:r>
-              <w:t>CONTRAPARTE</w:t>
+              <w:t>{{STATUS_IP}}</w:t>
             </w:r>
           </w:p>
         </w:tc>
@@ -1055,7 +1055,7 @@
     </w:p>
     <w:tbl>
       <w:tblPr>
-        <w:tblW w:w="9355" w:type="dxa"/>
+        <w:tblW w:w="9736" w:type="dxa"/>
         <w:tblBorders>
           <w:top w:val="single" w:sz="4" w:space="0" w:color="A6A6A6" w:themeColor="background1" w:themeShade="A6"/>
           <w:left w:val="single" w:sz="4" w:space="0" w:color="A6A6A6" w:themeColor="background1" w:themeShade="A6"/>
@@ -1071,16 +1071,16 @@
         <w:tblLook w:val="04A0" w:firstRow="1" w:lastRow="0" w:firstColumn="1" w:lastColumn="0" w:noHBand="0" w:noVBand="1"/>
       </w:tblPr>
       <w:tblGrid>
-        <w:gridCol w:w="1400"/>
-        <w:gridCol w:w="1714"/>
-        <w:gridCol w:w="2693"/>
-        <w:gridCol w:w="1985"/>
-        <w:gridCol w:w="1563"/>
+        <w:gridCol w:w="2275"/>
+        <w:gridCol w:w="2416"/>
+        <w:gridCol w:w="2545"/>
+        <w:gridCol w:w="995"/>
+        <w:gridCol w:w="1505"/>
       </w:tblGrid>
       <w:tr>
         <w:tc>
           <w:tcPr>
-            <w:tcW w:w="1400" w:type="dxa"/>
+            <w:tcW w:w="2275" w:type="dxa"/>
             <w:shd w:val="clear" w:color="auto" w:fill="D9D9D9" w:themeFill="background1" w:themeFillShade="D9"/>
             <w:tcMar>
               <w:top w:w="80" w:type="dxa"/>
@@ -1109,7 +1109,7 @@
         </w:tc>
         <w:tc>
           <w:tcPr>
-            <w:tcW w:w="1714" w:type="dxa"/>
+            <w:tcW w:w="839" w:type="dxa"/>
             <w:shd w:val="clear" w:color="auto" w:fill="D9D9D9" w:themeFill="background1" w:themeFillShade="D9"/>
             <w:tcMar>
               <w:top w:w="80" w:type="dxa"/>
@@ -1138,7 +1138,7 @@
         </w:tc>
         <w:tc>
           <w:tcPr>
-            <w:tcW w:w="2693" w:type="dxa"/>
+            <w:tcW w:w="4122" w:type="dxa"/>
             <w:shd w:val="clear" w:color="auto" w:fill="D9D9D9" w:themeFill="background1" w:themeFillShade="D9"/>
             <w:tcMar>
               <w:top w:w="80" w:type="dxa"/>
@@ -1167,7 +1167,7 @@
         </w:tc>
         <w:tc>
           <w:tcPr>
-            <w:tcW w:w="1985" w:type="dxa"/>
+            <w:tcW w:w="995" w:type="dxa"/>
             <w:shd w:val="clear" w:color="auto" w:fill="D9D9D9" w:themeFill="background1" w:themeFillShade="D9"/>
             <w:tcMar>
               <w:top w:w="80" w:type="dxa"/>
@@ -1196,7 +1196,7 @@
         </w:tc>
         <w:tc>
           <w:tcPr>
-            <w:tcW w:w="1563" w:type="dxa"/>
+            <w:tcW w:w="1505" w:type="dxa"/>
             <w:shd w:val="clear" w:color="auto" w:fill="D9D9D9" w:themeFill="background1" w:themeFillShade="D9"/>
             <w:tcMar>
               <w:top w:w="80" w:type="dxa"/>
@@ -1227,200 +1227,84 @@
       <w:tr>
         <w:tc>
           <w:tcPr>
-            <w:tcW w:w="1400" w:type="dxa"/>
-            <w:tcMar>
-              <w:top w:w="80" w:type="dxa"/>
-              <w:left w:w="140" w:type="dxa"/>
-              <w:bottom w:w="80" w:type="dxa"/>
-              <w:right w:w="140" w:type="dxa"/>
-            </w:tcMar>
-            <w:vAlign w:val="center"/>
-          </w:tcPr>
-          <w:p>
-            <w:pPr>
-              <w:jc w:val="center"/>
-            </w:pPr>
-            <w:r>
-              <w:t>0</w:t>
-            </w:r>
-            <w:r>
-              <w:t>2</w:t>
-            </w:r>
-            <w:r>
-              <w:t>/0</w:t>
-            </w:r>
-            <w:r>
-              <w:t>6</w:t>
-            </w:r>
-            <w:r>
-              <w:t>/2026</w:t>
-            </w:r>
-          </w:p>
-        </w:tc>
-        <w:tc>
-          <w:tcPr>
-            <w:tcW w:w="1714" w:type="dxa"/>
-            <w:tcMar>
-              <w:top w:w="80" w:type="dxa"/>
-              <w:left w:w="140" w:type="dxa"/>
-              <w:bottom w:w="80" w:type="dxa"/>
-              <w:right w:w="140" w:type="dxa"/>
-            </w:tcMar>
-            <w:vAlign w:val="center"/>
-          </w:tcPr>
-          <w:p>
-            <w:pPr>
-              <w:jc w:val="center"/>
-            </w:pPr>
-            <w:r>
-              <w:t>150,00</w:t>
-            </w:r>
-          </w:p>
-        </w:tc>
-        <w:tc>
-          <w:tcPr>
-            <w:tcW w:w="2693" w:type="dxa"/>
-            <w:tcMar>
-              <w:top w:w="80" w:type="dxa"/>
-              <w:left w:w="140" w:type="dxa"/>
-              <w:bottom w:w="80" w:type="dxa"/>
-              <w:right w:w="140" w:type="dxa"/>
-            </w:tcMar>
-            <w:vAlign w:val="center"/>
-          </w:tcPr>
-          <w:p>
-            <w:pPr>
-              <w:jc w:val="center"/>
-            </w:pPr>
-            <w:r>
-              <w:t>UNIPAY SERVICOS DE TECNOLOGIA LTDA</w:t>
-            </w:r>
-          </w:p>
-        </w:tc>
-        <w:tc>
-          <w:tcPr>
-            <w:tcW w:w="1985" w:type="dxa"/>
-            <w:tcMar>
-              <w:top w:w="80" w:type="dxa"/>
-              <w:left w:w="140" w:type="dxa"/>
-              <w:bottom w:w="80" w:type="dxa"/>
-              <w:right w:w="140" w:type="dxa"/>
-            </w:tcMar>
-            <w:vAlign w:val="center"/>
-          </w:tcPr>
-          <w:p>
-            <w:pPr>
-              <w:jc w:val="center"/>
-            </w:pPr>
-            <w:r>
-              <w:t>CARLOS HENRIQUE DE SOUZA FRANÇA</w:t>
-            </w:r>
-          </w:p>
-        </w:tc>
-        <w:tc>
-          <w:tcPr>
-            <w:tcW w:w="1563" w:type="dxa"/>
-            <w:tcMar>
-              <w:top w:w="80" w:type="dxa"/>
-              <w:left w:w="140" w:type="dxa"/>
-              <w:bottom w:w="80" w:type="dxa"/>
-              <w:right w:w="140" w:type="dxa"/>
-            </w:tcMar>
-            <w:vAlign w:val="center"/>
-          </w:tcPr>
-          <w:p>
-            <w:pPr>
-              <w:jc w:val="center"/>
-            </w:pPr>
-            <w:r>
-              <w:t>N/A</w:t>
-            </w:r>
-          </w:p>
-        </w:tc>
-      </w:tr>
-      <w:tr>
-        <w:tc>
-          <w:tcPr>
-            <w:tcW w:w="1400" w:type="dxa"/>
-            <w:tcMar>
-              <w:top w:w="80" w:type="dxa"/>
-              <w:left w:w="140" w:type="dxa"/>
-              <w:bottom w:w="80" w:type="dxa"/>
-              <w:right w:w="140" w:type="dxa"/>
-            </w:tcMar>
-            <w:vAlign w:val="center"/>
-          </w:tcPr>
-          <w:p>
-            <w:pPr>
-              <w:jc w:val="center"/>
-            </w:pPr>
-            <w:r>
-              <w:t>03/06/2026</w:t>
-            </w:r>
-          </w:p>
-        </w:tc>
-        <w:tc>
-          <w:tcPr>
-            <w:tcW w:w="1714" w:type="dxa"/>
-            <w:tcMar>
-              <w:top w:w="80" w:type="dxa"/>
-              <w:left w:w="140" w:type="dxa"/>
-              <w:bottom w:w="80" w:type="dxa"/>
-              <w:right w:w="140" w:type="dxa"/>
-            </w:tcMar>
-            <w:vAlign w:val="center"/>
-          </w:tcPr>
-          <w:p>
-            <w:pPr>
-              <w:jc w:val="center"/>
-            </w:pPr>
-            <w:r>
-              <w:t>50,00</w:t>
-            </w:r>
-          </w:p>
-        </w:tc>
-        <w:tc>
-          <w:tcPr>
-            <w:tcW w:w="2693" w:type="dxa"/>
-            <w:tcMar>
-              <w:top w:w="80" w:type="dxa"/>
-              <w:left w:w="140" w:type="dxa"/>
-              <w:bottom w:w="80" w:type="dxa"/>
-              <w:right w:w="140" w:type="dxa"/>
-            </w:tcMar>
-            <w:vAlign w:val="center"/>
-          </w:tcPr>
-          <w:p>
-            <w:pPr>
-              <w:jc w:val="center"/>
-            </w:pPr>
-            <w:r>
-              <w:t>GO TECNOLOGIA LTDA</w:t>
-            </w:r>
-          </w:p>
-        </w:tc>
-        <w:tc>
-          <w:tcPr>
-            <w:tcW w:w="1985" w:type="dxa"/>
-            <w:tcMar>
-              <w:top w:w="80" w:type="dxa"/>
-              <w:left w:w="140" w:type="dxa"/>
-              <w:bottom w:w="80" w:type="dxa"/>
-              <w:right w:w="140" w:type="dxa"/>
-            </w:tcMar>
-          </w:tcPr>
-          <w:p>
-            <w:pPr>
-              <w:jc w:val="center"/>
-            </w:pPr>
-            <w:r>
-              <w:t>CARLOS HENRIQUE DE SOUZA FRANÇA</w:t>
-            </w:r>
-          </w:p>
-        </w:tc>
-        <w:tc>
-          <w:tcPr>
-            <w:tcW w:w="1563" w:type="dxa"/>
+            <w:tcW w:w="2275" w:type="dxa"/>
+            <w:tcMar>
+              <w:top w:w="80" w:type="dxa"/>
+              <w:left w:w="140" w:type="dxa"/>
+              <w:bottom w:w="80" w:type="dxa"/>
+              <w:right w:w="140" w:type="dxa"/>
+            </w:tcMar>
+            <w:vAlign w:val="center"/>
+          </w:tcPr>
+          <w:p>
+            <w:pPr>
+              <w:jc w:val="center"/>
+            </w:pPr>
+            <w:r>
+              <w:t>{{OPERAÇÃO_DATA}}</w:t>
+            </w:r>
+          </w:p>
+        </w:tc>
+        <w:tc>
+          <w:tcPr>
+            <w:tcW w:w="839" w:type="dxa"/>
+            <w:tcMar>
+              <w:top w:w="80" w:type="dxa"/>
+              <w:left w:w="140" w:type="dxa"/>
+              <w:bottom w:w="80" w:type="dxa"/>
+              <w:right w:w="140" w:type="dxa"/>
+            </w:tcMar>
+            <w:vAlign w:val="center"/>
+          </w:tcPr>
+          <w:p>
+            <w:pPr>
+              <w:jc w:val="center"/>
+            </w:pPr>
+            <w:r>
+              <w:t>{{OPERAÇÃO_VALOR}}</w:t>
+            </w:r>
+          </w:p>
+        </w:tc>
+        <w:tc>
+          <w:tcPr>
+            <w:tcW w:w="4122" w:type="dxa"/>
+            <w:tcMar>
+              <w:top w:w="80" w:type="dxa"/>
+              <w:left w:w="140" w:type="dxa"/>
+              <w:bottom w:w="80" w:type="dxa"/>
+              <w:right w:w="140" w:type="dxa"/>
+            </w:tcMar>
+            <w:vAlign w:val="center"/>
+          </w:tcPr>
+          <w:p>
+            <w:pPr>
+              <w:jc w:val="center"/>
+            </w:pPr>
+            <w:r>
+              <w:t>{{OPERAÇÃO_ORIGEM}}</w:t>
+            </w:r>
+          </w:p>
+        </w:tc>
+        <w:tc>
+          <w:tcPr>
+            <w:tcW w:w="995" w:type="dxa"/>
+            <w:tcMar>
+              <w:top w:w="80" w:type="dxa"/>
+              <w:left w:w="140" w:type="dxa"/>
+              <w:bottom w:w="80" w:type="dxa"/>
+              <w:right w:w="140" w:type="dxa"/>
+            </w:tcMar>
+            <w:vAlign w:val="center"/>
+          </w:tcPr>
+          <w:p>
+            <w:pPr>
+              <w:jc w:val="center"/>
+            </w:pPr>
+          </w:p>
+        </w:tc>
+        <w:tc>
+          <w:tcPr>
+            <w:tcW w:w="1505" w:type="dxa"/>
             <w:tcMar>
               <w:top w:w="80" w:type="dxa"/>
               <w:left w:w="140" w:type="dxa"/>
@@ -1624,6 +1508,7 @@
                 <w:bCs/>
                 <w:color w:val="000000" w:themeColor="text1"/>
               </w:rPr>
+              <w:lastRenderedPageBreak/>
               <w:t>Instituição de Origem</w:t>
             </w:r>
           </w:p>
@@ -1777,8 +1662,8 @@
         <w:tblLook w:val="04A0" w:firstRow="1" w:lastRow="0" w:firstColumn="1" w:lastColumn="0" w:noHBand="0" w:noVBand="1"/>
       </w:tblPr>
       <w:tblGrid>
-        <w:gridCol w:w="7370"/>
-        <w:gridCol w:w="1985"/>
+        <w:gridCol w:w="6896"/>
+        <w:gridCol w:w="2459"/>
       </w:tblGrid>
       <w:tr>
         <w:trPr>
@@ -1847,6 +1732,62 @@
                 <w:color w:val="000000" w:themeColor="text1"/>
               </w:rPr>
               <w:t>Data</w:t>
+            </w:r>
+          </w:p>
+        </w:tc>
+      </w:tr>
+      <w:tr>
+        <w:trPr>
+          <w:trHeight w:val="405"/>
+        </w:trPr>
+        <w:tc>
+          <w:tcPr>
+            <w:tcW w:w="7370" w:type="dxa"/>
+            <w:tcMar>
+              <w:top w:w="80" w:type="dxa"/>
+              <w:left w:w="140" w:type="dxa"/>
+              <w:bottom w:w="80" w:type="dxa"/>
+              <w:right w:w="140" w:type="dxa"/>
+            </w:tcMar>
+            <w:vAlign w:val="center"/>
+          </w:tcPr>
+          <w:p>
+            <w:pPr>
+              <w:jc w:val="center"/>
+              <w:rPr>
+                <w:b/>
+                <w:bCs/>
+                <w:color w:val="000000" w:themeColor="text1"/>
+              </w:rPr>
+            </w:pPr>
+            <w:r>
+              <w:t>{{DILIGENCIAS_NOME}}</w:t>
+            </w:r>
+          </w:p>
+        </w:tc>
+        <w:tc>
+          <w:tcPr>
+            <w:tcW w:w="1985" w:type="dxa"/>
+            <w:tcMar>
+              <w:top w:w="80" w:type="dxa"/>
+              <w:left w:w="140" w:type="dxa"/>
+              <w:bottom w:w="80" w:type="dxa"/>
+              <w:right w:w="140" w:type="dxa"/>
+            </w:tcMar>
+            <w:vAlign w:val="center"/>
+          </w:tcPr>
+          <w:p>
+            <w:pPr>
+              <w:jc w:val="center"/>
+              <w:rPr>
+                <w:color w:val="000000" w:themeColor="text1"/>
+              </w:rPr>
+            </w:pPr>
+            <w:r>
+              <w:rPr>
+                <w:color w:val="000000" w:themeColor="text1"/>
+              </w:rPr>
+              <w:t>{{DILIGENCIAS_DATA}}</w:t>
             </w:r>
           </w:p>
         </w:tc>
@@ -2455,7 +2396,7 @@
       <w:rPr>
         <w:noProof/>
       </w:rPr>
-      <w:pict w14:anchorId="768BDA60">
+      <w:pict w14:anchorId="04A71390">
         <v:shapetype id="_x0000_t75" coordsize="21600,21600" o:spt="75" o:preferrelative="t" path="m@4@5l@4@11@9@11@9@5xe" filled="f" stroked="f">
           <v:stroke joinstyle="miter"/>
           <v:formulas>
@@ -2698,7 +2639,7 @@
       <w:rPr>
         <w:noProof/>
       </w:rPr>
-      <w:pict w14:anchorId="3E54268F">
+      <w:pict w14:anchorId="7F4D7E23">
         <v:shapetype id="_x0000_t75" coordsize="21600,21600" o:spt="75" o:preferrelative="t" path="m@4@5l@4@11@9@11@9@5xe" filled="f" stroked="f">
           <v:stroke joinstyle="miter"/>
           <v:formulas>
@@ -2738,7 +2679,7 @@
       <w:rPr>
         <w:noProof/>
       </w:rPr>
-      <w:pict w14:anchorId="2C0082C2">
+      <w:pict w14:anchorId="4BDA966F">
         <v:shapetype id="_x0000_t75" coordsize="21600,21600" o:spt="75" o:preferrelative="t" path="m@4@5l@4@11@9@11@9@5xe" filled="f" stroked="f">
           <v:stroke joinstyle="miter"/>
           <v:formulas>

--- a/modelo_dossie.docx
+++ b/modelo_dossie.docx
@@ -1225,6 +1225,9 @@
         </w:tc>
       </w:tr>
       <w:tr>
+        <w:trPr>
+          <w:trHeight w:val="922"/>
+        </w:trPr>
         <w:tc>
           <w:tcPr>
             <w:tcW w:w="2275" w:type="dxa"/>
@@ -1391,6 +1394,7 @@
                 <w:bCs/>
                 <w:color w:val="000000" w:themeColor="text1"/>
               </w:rPr>
+              <w:lastRenderedPageBreak/>
               <w:t>Total de Operações</w:t>
             </w:r>
           </w:p>
@@ -1508,7 +1512,6 @@
                 <w:bCs/>
                 <w:color w:val="000000" w:themeColor="text1"/>
               </w:rPr>
-              <w:lastRenderedPageBreak/>
               <w:t>Instituição de Origem</w:t>
             </w:r>
           </w:p>
@@ -2396,7 +2399,7 @@
       <w:rPr>
         <w:noProof/>
       </w:rPr>
-      <w:pict w14:anchorId="04A71390">
+      <w:pict w14:anchorId="1AB11D08">
         <v:shapetype id="_x0000_t75" coordsize="21600,21600" o:spt="75" o:preferrelative="t" path="m@4@5l@4@11@9@11@9@5xe" filled="f" stroked="f">
           <v:stroke joinstyle="miter"/>
           <v:formulas>
@@ -2639,7 +2642,7 @@
       <w:rPr>
         <w:noProof/>
       </w:rPr>
-      <w:pict w14:anchorId="7F4D7E23">
+      <w:pict w14:anchorId="02905E64">
         <v:shapetype id="_x0000_t75" coordsize="21600,21600" o:spt="75" o:preferrelative="t" path="m@4@5l@4@11@9@11@9@5xe" filled="f" stroked="f">
           <v:stroke joinstyle="miter"/>
           <v:formulas>
@@ -2679,7 +2682,7 @@
       <w:rPr>
         <w:noProof/>
       </w:rPr>
-      <w:pict w14:anchorId="4BDA966F">
+      <w:pict w14:anchorId="06FE4DB0">
         <v:shapetype id="_x0000_t75" coordsize="21600,21600" o:spt="75" o:preferrelative="t" path="m@4@5l@4@11@9@11@9@5xe" filled="f" stroked="f">
           <v:stroke joinstyle="miter"/>
           <v:formulas>

--- a/modelo_dossie.docx
+++ b/modelo_dossie.docx
@@ -1071,11 +1071,11 @@
         <w:tblLook w:val="04A0" w:firstRow="1" w:lastRow="0" w:firstColumn="1" w:lastColumn="0" w:noHBand="0" w:noVBand="1"/>
       </w:tblPr>
       <w:tblGrid>
-        <w:gridCol w:w="2275"/>
-        <w:gridCol w:w="2416"/>
-        <w:gridCol w:w="2545"/>
-        <w:gridCol w:w="995"/>
-        <w:gridCol w:w="1505"/>
+        <w:gridCol w:w="1949"/>
+        <w:gridCol w:w="2067"/>
+        <w:gridCol w:w="2176"/>
+        <w:gridCol w:w="2239"/>
+        <w:gridCol w:w="1305"/>
       </w:tblGrid>
       <w:tr>
         <w:tc>
@@ -1303,6 +1303,9 @@
             <w:pPr>
               <w:jc w:val="center"/>
             </w:pPr>
+            <w:r>
+              <w:t>{{OPERAÇÃO_DESTINO}}</w:t>
+            </w:r>
           </w:p>
         </w:tc>
         <w:tc>
@@ -2399,7 +2402,7 @@
       <w:rPr>
         <w:noProof/>
       </w:rPr>
-      <w:pict w14:anchorId="1AB11D08">
+      <w:pict w14:anchorId="4F315537">
         <v:shapetype id="_x0000_t75" coordsize="21600,21600" o:spt="75" o:preferrelative="t" path="m@4@5l@4@11@9@11@9@5xe" filled="f" stroked="f">
           <v:stroke joinstyle="miter"/>
           <v:formulas>
@@ -2642,7 +2645,7 @@
       <w:rPr>
         <w:noProof/>
       </w:rPr>
-      <w:pict w14:anchorId="02905E64">
+      <w:pict w14:anchorId="66392F39">
         <v:shapetype id="_x0000_t75" coordsize="21600,21600" o:spt="75" o:preferrelative="t" path="m@4@5l@4@11@9@11@9@5xe" filled="f" stroked="f">
           <v:stroke joinstyle="miter"/>
           <v:formulas>
@@ -2682,7 +2685,7 @@
       <w:rPr>
         <w:noProof/>
       </w:rPr>
-      <w:pict w14:anchorId="06FE4DB0">
+      <w:pict w14:anchorId="0A6073EE">
         <v:shapetype id="_x0000_t75" coordsize="21600,21600" o:spt="75" o:preferrelative="t" path="m@4@5l@4@11@9@11@9@5xe" filled="f" stroked="f">
           <v:stroke joinstyle="miter"/>
           <v:formulas>

--- a/modelo_dossie.docx
+++ b/modelo_dossie.docx
@@ -36,7 +36,7 @@
           <w:sz w:val="22"/>
           <w:szCs w:val="22"/>
         </w:rPr>
-        <w:t>11</w:t>
+        <w:fldChar w:fldCharType="begin"/>
       </w:r>
       <w:r>
         <w:rPr>
@@ -44,7 +44,7 @@
           <w:sz w:val="22"/>
           <w:szCs w:val="22"/>
         </w:rPr>
-        <w:t xml:space="preserve"> </w:t>
+        <w:instrText xml:space="preserve"> CREATEDATE \@ "d 'de' MMMM 'de' yyyy" \* MERGEFORMAT </w:instrText>
       </w:r>
       <w:r>
         <w:rPr>
@@ -52,7 +52,16 @@
           <w:sz w:val="22"/>
           <w:szCs w:val="22"/>
         </w:rPr>
-        <w:t xml:space="preserve">de </w:t>
+        <w:fldChar w:fldCharType="separate"/>
+      </w:r>
+      <w:r>
+        <w:rPr>
+          <w:noProof/>
+          <w:color w:val="000000" w:themeColor="text1"/>
+          <w:sz w:val="22"/>
+          <w:szCs w:val="22"/>
+        </w:rPr>
+        <w:t>6 de maio de 2026</w:t>
       </w:r>
       <w:r>
         <w:rPr>
@@ -60,15 +69,7 @@
           <w:sz w:val="22"/>
           <w:szCs w:val="22"/>
         </w:rPr>
-        <w:t>junho</w:t>
-      </w:r>
-      <w:r>
-        <w:rPr>
-          <w:color w:val="000000" w:themeColor="text1"/>
-          <w:sz w:val="22"/>
-          <w:szCs w:val="22"/>
-        </w:rPr>
-        <w:t xml:space="preserve"> de 2026</w:t>
+        <w:fldChar w:fldCharType="end"/>
       </w:r>
       <w:r>
         <w:rPr>
@@ -78,6 +79,17 @@
         </w:rPr>
         <w:br/>
       </w:r>
+    </w:p>
+    <w:p>
+      <w:pPr>
+        <w:spacing w:after="200"/>
+        <w:jc w:val="right"/>
+        <w:rPr>
+          <w:color w:val="000000" w:themeColor="text1"/>
+          <w:sz w:val="22"/>
+          <w:szCs w:val="22"/>
+        </w:rPr>
+      </w:pPr>
     </w:p>
     <w:p>
       <w:pPr>
@@ -576,8 +588,8 @@
         <w:tblLook w:val="04A0" w:firstRow="1" w:lastRow="0" w:firstColumn="1" w:lastColumn="0" w:noHBand="0" w:noVBand="1"/>
       </w:tblPr>
       <w:tblGrid>
-        <w:gridCol w:w="2340"/>
-        <w:gridCol w:w="7020"/>
+        <w:gridCol w:w="2547"/>
+        <w:gridCol w:w="6813"/>
       </w:tblGrid>
       <w:tr>
         <w:trPr>
@@ -585,7 +597,7 @@
         </w:trPr>
         <w:tc>
           <w:tcPr>
-            <w:tcW w:w="2340" w:type="dxa"/>
+            <w:tcW w:w="2547" w:type="dxa"/>
             <w:shd w:val="clear" w:color="auto" w:fill="D9D9D9" w:themeFill="background1" w:themeFillShade="D9"/>
             <w:tcMar>
               <w:top w:w="80" w:type="dxa"/>
@@ -614,7 +626,7 @@
         </w:tc>
         <w:tc>
           <w:tcPr>
-            <w:tcW w:w="7020" w:type="dxa"/>
+            <w:tcW w:w="6813" w:type="dxa"/>
             <w:tcMar>
               <w:top w:w="80" w:type="dxa"/>
               <w:left w:w="140" w:type="dxa"/>
@@ -641,7 +653,7 @@
       <w:tr>
         <w:tc>
           <w:tcPr>
-            <w:tcW w:w="2340" w:type="dxa"/>
+            <w:tcW w:w="2547" w:type="dxa"/>
             <w:shd w:val="clear" w:color="auto" w:fill="D9D9D9" w:themeFill="background1" w:themeFillShade="D9"/>
             <w:tcMar>
               <w:top w:w="80" w:type="dxa"/>
@@ -670,7 +682,7 @@
         </w:tc>
         <w:tc>
           <w:tcPr>
-            <w:tcW w:w="7020" w:type="dxa"/>
+            <w:tcW w:w="6813" w:type="dxa"/>
             <w:tcMar>
               <w:top w:w="80" w:type="dxa"/>
               <w:left w:w="140" w:type="dxa"/>
@@ -695,9 +707,12 @@
         </w:tc>
       </w:tr>
       <w:tr>
-        <w:tc>
-          <w:tcPr>
-            <w:tcW w:w="2340" w:type="dxa"/>
+        <w:trPr>
+          <w:trHeight w:val="542"/>
+        </w:trPr>
+        <w:tc>
+          <w:tcPr>
+            <w:tcW w:w="2547" w:type="dxa"/>
             <w:shd w:val="clear" w:color="auto" w:fill="D9D9D9" w:themeFill="background1" w:themeFillShade="D9"/>
             <w:tcMar>
               <w:top w:w="80" w:type="dxa"/>
@@ -710,23 +725,90 @@
           <w:p>
             <w:pPr>
               <w:jc w:val="center"/>
-              <w:rPr>
-                <w:color w:val="000000" w:themeColor="text1"/>
-              </w:rPr>
-            </w:pPr>
-            <w:r>
               <w:rPr>
                 <w:b/>
                 <w:bCs/>
                 <w:color w:val="000000" w:themeColor="text1"/>
               </w:rPr>
+            </w:pPr>
+            <w:r>
+              <w:rPr>
+                <w:b/>
+                <w:bCs/>
+                <w:color w:val="000000" w:themeColor="text1"/>
+              </w:rPr>
+              <w:t>Risco identificado</w:t>
+            </w:r>
+            <w:r>
+              <w:rPr>
+                <w:b/>
+                <w:bCs/>
+                <w:color w:val="000000" w:themeColor="text1"/>
+              </w:rPr>
+              <w:br/>
+              <w:t>do cliente</w:t>
+            </w:r>
+          </w:p>
+        </w:tc>
+        <w:tc>
+          <w:tcPr>
+            <w:tcW w:w="6813" w:type="dxa"/>
+            <w:tcMar>
+              <w:top w:w="80" w:type="dxa"/>
+              <w:left w:w="140" w:type="dxa"/>
+              <w:bottom w:w="80" w:type="dxa"/>
+              <w:right w:w="140" w:type="dxa"/>
+            </w:tcMar>
+            <w:vAlign w:val="center"/>
+          </w:tcPr>
+          <w:p>
+            <w:pPr>
+              <w:rPr>
+                <w:color w:val="000000" w:themeColor="text1"/>
+              </w:rPr>
+            </w:pPr>
+            <w:r>
+              <w:rPr>
+                <w:color w:val="000000" w:themeColor="text1"/>
+              </w:rPr>
+              <w:t>{{RISCO_CLIENTE}}</w:t>
+            </w:r>
+          </w:p>
+        </w:tc>
+      </w:tr>
+      <w:tr>
+        <w:tc>
+          <w:tcPr>
+            <w:tcW w:w="2547" w:type="dxa"/>
+            <w:shd w:val="clear" w:color="auto" w:fill="D9D9D9" w:themeFill="background1" w:themeFillShade="D9"/>
+            <w:tcMar>
+              <w:top w:w="80" w:type="dxa"/>
+              <w:left w:w="140" w:type="dxa"/>
+              <w:bottom w:w="80" w:type="dxa"/>
+              <w:right w:w="140" w:type="dxa"/>
+            </w:tcMar>
+            <w:vAlign w:val="center"/>
+          </w:tcPr>
+          <w:p>
+            <w:pPr>
+              <w:jc w:val="center"/>
+              <w:rPr>
+                <w:color w:val="000000" w:themeColor="text1"/>
+              </w:rPr>
+            </w:pPr>
+            <w:r>
+              <w:rPr>
+                <w:b/>
+                <w:bCs/>
+                <w:color w:val="000000" w:themeColor="text1"/>
+              </w:rPr>
               <w:t>Normativa de Referência</w:t>
             </w:r>
           </w:p>
         </w:tc>
         <w:tc>
           <w:tcPr>
-            <w:tcW w:w="7020" w:type="dxa"/>
+            <w:tcW w:w="6813" w:type="dxa"/>
             <w:tcMar>
               <w:top w:w="80" w:type="dxa"/>
               <w:left w:w="140" w:type="dxa"/>
@@ -784,7 +866,7 @@
           <w:sz w:val="22"/>
           <w:szCs w:val="22"/>
         </w:rPr>
-        <w:t>CONTRAPARTE</w:t>
+        <w:t>CONTRAPARTE IDENTIFICADA</w:t>
       </w:r>
     </w:p>
     <w:p>
@@ -1055,7 +1137,7 @@
     </w:p>
     <w:tbl>
       <w:tblPr>
-        <w:tblW w:w="9736" w:type="dxa"/>
+        <w:tblW w:w="9351" w:type="dxa"/>
         <w:tblBorders>
           <w:top w:val="single" w:sz="4" w:space="0" w:color="A6A6A6" w:themeColor="background1" w:themeShade="A6"/>
           <w:left w:val="single" w:sz="4" w:space="0" w:color="A6A6A6" w:themeColor="background1" w:themeShade="A6"/>
@@ -1064,6 +1146,7 @@
           <w:insideH w:val="single" w:sz="4" w:space="0" w:color="A6A6A6" w:themeColor="background1" w:themeShade="A6"/>
           <w:insideV w:val="single" w:sz="4" w:space="0" w:color="A6A6A6" w:themeColor="background1" w:themeShade="A6"/>
         </w:tblBorders>
+        <w:tblLayout w:type="fixed"/>
         <w:tblCellMar>
           <w:left w:w="10" w:type="dxa"/>
           <w:right w:w="10" w:type="dxa"/>
@@ -1073,14 +1156,14 @@
       <w:tblGrid>
         <w:gridCol w:w="1949"/>
         <w:gridCol w:w="2067"/>
-        <w:gridCol w:w="2176"/>
-        <w:gridCol w:w="2239"/>
-        <w:gridCol w:w="1305"/>
+        <w:gridCol w:w="1508"/>
+        <w:gridCol w:w="1984"/>
+        <w:gridCol w:w="1843"/>
       </w:tblGrid>
       <w:tr>
         <w:tc>
           <w:tcPr>
-            <w:tcW w:w="2275" w:type="dxa"/>
+            <w:tcW w:w="1949" w:type="dxa"/>
             <w:shd w:val="clear" w:color="auto" w:fill="D9D9D9" w:themeFill="background1" w:themeFillShade="D9"/>
             <w:tcMar>
               <w:top w:w="80" w:type="dxa"/>
@@ -1109,7 +1192,7 @@
         </w:tc>
         <w:tc>
           <w:tcPr>
-            <w:tcW w:w="839" w:type="dxa"/>
+            <w:tcW w:w="2067" w:type="dxa"/>
             <w:shd w:val="clear" w:color="auto" w:fill="D9D9D9" w:themeFill="background1" w:themeFillShade="D9"/>
             <w:tcMar>
               <w:top w:w="80" w:type="dxa"/>
@@ -1138,7 +1221,7 @@
         </w:tc>
         <w:tc>
           <w:tcPr>
-            <w:tcW w:w="4122" w:type="dxa"/>
+            <w:tcW w:w="1508" w:type="dxa"/>
             <w:shd w:val="clear" w:color="auto" w:fill="D9D9D9" w:themeFill="background1" w:themeFillShade="D9"/>
             <w:tcMar>
               <w:top w:w="80" w:type="dxa"/>
@@ -1167,7 +1250,7 @@
         </w:tc>
         <w:tc>
           <w:tcPr>
-            <w:tcW w:w="995" w:type="dxa"/>
+            <w:tcW w:w="1984" w:type="dxa"/>
             <w:shd w:val="clear" w:color="auto" w:fill="D9D9D9" w:themeFill="background1" w:themeFillShade="D9"/>
             <w:tcMar>
               <w:top w:w="80" w:type="dxa"/>
@@ -1196,7 +1279,7 @@
         </w:tc>
         <w:tc>
           <w:tcPr>
-            <w:tcW w:w="1505" w:type="dxa"/>
+            <w:tcW w:w="1843" w:type="dxa"/>
             <w:shd w:val="clear" w:color="auto" w:fill="D9D9D9" w:themeFill="background1" w:themeFillShade="D9"/>
             <w:tcMar>
               <w:top w:w="80" w:type="dxa"/>
@@ -1230,7 +1313,7 @@
         </w:trPr>
         <w:tc>
           <w:tcPr>
-            <w:tcW w:w="2275" w:type="dxa"/>
+            <w:tcW w:w="1949" w:type="dxa"/>
             <w:tcMar>
               <w:top w:w="80" w:type="dxa"/>
               <w:left w:w="140" w:type="dxa"/>
@@ -1250,7 +1333,7 @@
         </w:tc>
         <w:tc>
           <w:tcPr>
-            <w:tcW w:w="839" w:type="dxa"/>
+            <w:tcW w:w="2067" w:type="dxa"/>
             <w:tcMar>
               <w:top w:w="80" w:type="dxa"/>
               <w:left w:w="140" w:type="dxa"/>
@@ -1270,7 +1353,7 @@
         </w:tc>
         <w:tc>
           <w:tcPr>
-            <w:tcW w:w="4122" w:type="dxa"/>
+            <w:tcW w:w="1508" w:type="dxa"/>
             <w:tcMar>
               <w:top w:w="80" w:type="dxa"/>
               <w:left w:w="140" w:type="dxa"/>
@@ -1290,7 +1373,7 @@
         </w:tc>
         <w:tc>
           <w:tcPr>
-            <w:tcW w:w="995" w:type="dxa"/>
+            <w:tcW w:w="1984" w:type="dxa"/>
             <w:tcMar>
               <w:top w:w="80" w:type="dxa"/>
               <w:left w:w="140" w:type="dxa"/>
@@ -1310,7 +1393,7 @@
         </w:tc>
         <w:tc>
           <w:tcPr>
-            <w:tcW w:w="1505" w:type="dxa"/>
+            <w:tcW w:w="1843" w:type="dxa"/>
             <w:tcMar>
               <w:top w:w="80" w:type="dxa"/>
               <w:left w:w="140" w:type="dxa"/>
@@ -1397,7 +1480,6 @@
                 <w:bCs/>
                 <w:color w:val="000000" w:themeColor="text1"/>
               </w:rPr>
-              <w:lastRenderedPageBreak/>
               <w:t>Total de Operações</w:t>
             </w:r>
           </w:p>
@@ -1848,10 +1930,10 @@
         <w:tblLook w:val="04A0" w:firstRow="1" w:lastRow="0" w:firstColumn="1" w:lastColumn="0" w:noHBand="0" w:noVBand="1"/>
       </w:tblPr>
       <w:tblGrid>
-        <w:gridCol w:w="2340"/>
-        <w:gridCol w:w="2054"/>
-        <w:gridCol w:w="2626"/>
-        <w:gridCol w:w="2340"/>
+        <w:gridCol w:w="2298"/>
+        <w:gridCol w:w="2226"/>
+        <w:gridCol w:w="2566"/>
+        <w:gridCol w:w="2270"/>
       </w:tblGrid>
       <w:tr>
         <w:trPr>
@@ -1904,32 +1986,7 @@
               <w:rPr>
                 <w:color w:val="000000"/>
               </w:rPr>
-              <w:t>(</w:t>
-            </w:r>
-            <w:r>
-              <w:rPr>
-                <w:color w:val="000000"/>
-              </w:rPr>
-              <w:t>X</w:t>
-            </w:r>
-            <w:r>
-              <w:rPr>
-                <w:color w:val="000000"/>
-              </w:rPr>
-              <w:t xml:space="preserve">) Positivo  </w:t>
-            </w:r>
-            <w:r>
-              <w:rPr>
-                <w:color w:val="000000"/>
-              </w:rPr>
-              <w:br/>
-              <w:t>()</w:t>
-            </w:r>
-            <w:r>
-              <w:rPr>
-                <w:color w:val="000000"/>
-              </w:rPr>
-              <w:t xml:space="preserve"> Negativo</w:t>
+              <w:t>{{STATUS_ALERTA}}</w:t>
             </w:r>
           </w:p>
         </w:tc>
@@ -2207,7 +2264,7 @@
       <w:footerReference w:type="default" r:id="rId10"/>
       <w:headerReference w:type="first" r:id="rId11"/>
       <w:pgSz w:w="11906" w:h="16838"/>
-      <w:pgMar w:top="1080" w:right="1080" w:bottom="1080" w:left="1080" w:header="1304" w:footer="708" w:gutter="0"/>
+      <w:pgMar w:top="1080" w:right="1080" w:bottom="1080" w:left="1080" w:header="1020" w:footer="708" w:gutter="0"/>
       <w:cols w:space="720"/>
       <w:docGrid w:linePitch="360"/>
     </w:sectPr>
@@ -2402,7 +2459,7 @@
       <w:rPr>
         <w:noProof/>
       </w:rPr>
-      <w:pict w14:anchorId="4F315537">
+      <w:pict w14:anchorId="1C89EA64">
         <v:shapetype id="_x0000_t75" coordsize="21600,21600" o:spt="75" o:preferrelative="t" path="m@4@5l@4@11@9@11@9@5xe" filled="f" stroked="f">
           <v:stroke joinstyle="miter"/>
           <v:formulas>
@@ -2445,16 +2502,16 @@
       <mc:AlternateContent>
         <mc:Choice Requires="wps">
           <w:drawing>
-            <wp:anchor distT="0" distB="0" distL="114300" distR="114300" simplePos="0" relativeHeight="251673600" behindDoc="0" locked="0" layoutInCell="1" allowOverlap="1" wp14:anchorId="2B641E23" wp14:editId="59DE7F0B">
+            <wp:anchor distT="0" distB="0" distL="114300" distR="114300" simplePos="0" relativeHeight="251673600" behindDoc="0" locked="0" layoutInCell="1" allowOverlap="1" wp14:anchorId="2B641E23" wp14:editId="1796D5FF">
               <wp:simplePos x="0" y="0"/>
               <wp:positionH relativeFrom="column">
                 <wp:posOffset>-753035</wp:posOffset>
               </wp:positionH>
               <wp:positionV relativeFrom="paragraph">
-                <wp:posOffset>-868381</wp:posOffset>
+                <wp:posOffset>-728382</wp:posOffset>
               </wp:positionV>
-              <wp:extent cx="9278097" cy="1035423"/>
-              <wp:effectExtent l="0" t="0" r="5715" b="6350"/>
+              <wp:extent cx="9278097" cy="874058"/>
+              <wp:effectExtent l="0" t="0" r="5715" b="2540"/>
               <wp:wrapNone/>
               <wp:docPr id="1862668999" name="Retângulo 1"/>
               <wp:cNvGraphicFramePr/>
@@ -2465,7 +2522,7 @@
                     <wps:spPr>
                       <a:xfrm>
                         <a:off x="0" y="0"/>
-                        <a:ext cx="9278097" cy="1035423"/>
+                        <a:ext cx="9278097" cy="874058"/>
                       </a:xfrm>
                       <a:prstGeom prst="rect">
                         <a:avLst/>
@@ -2501,7 +2558,7 @@
                               <w:noProof/>
                             </w:rPr>
                             <w:drawing>
-                              <wp:inline distT="0" distB="0" distL="0" distR="0" wp14:anchorId="54D009A0" wp14:editId="4C0E21E1">
+                              <wp:inline distT="0" distB="0" distL="0" distR="0" wp14:anchorId="54D009A0" wp14:editId="3BC28540">
                                 <wp:extent cx="2261464" cy="672353"/>
                                 <wp:effectExtent l="0" t="0" r="0" b="0"/>
                                 <wp:docPr id="1303110274" name="Imagem 4"/>
@@ -2523,7 +2580,7 @@
                                             </a:ext>
                                           </a:extLst>
                                         </a:blip>
-                                        <a:srcRect t="36741" r="5427" b="35142"/>
+                                        <a:srcRect t="30550" r="5427" b="41333"/>
                                         <a:stretch>
                                           <a:fillRect/>
                                         </a:stretch>
@@ -2574,7 +2631,7 @@
         </mc:Choice>
         <mc:Fallback>
           <w:pict>
-            <v:rect w14:anchorId="2B641E23" id="Retângulo 1" o:spid="_x0000_s1026" style="position:absolute;margin-left:-59.3pt;margin-top:-68.4pt;width:730.55pt;height:81.55pt;z-index:251673600;visibility:visible;mso-wrap-style:square;mso-width-percent:0;mso-height-percent:0;mso-wrap-distance-left:9pt;mso-wrap-distance-top:0;mso-wrap-distance-right:9pt;mso-wrap-distance-bottom:0;mso-position-horizontal:absolute;mso-position-horizontal-relative:text;mso-position-vertical:absolute;mso-position-vertical-relative:text;mso-width-percent:0;mso-height-percent:0;mso-width-relative:margin;mso-height-relative:margin;v-text-anchor:middle" o:gfxdata="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" fillcolor="#002060" stroked="f" strokeweight="1.5pt">
+            <v:rect w14:anchorId="2B641E23" id="Retângulo 1" o:spid="_x0000_s1026" style="position:absolute;margin-left:-59.3pt;margin-top:-57.35pt;width:730.55pt;height:68.8pt;z-index:251673600;visibility:visible;mso-wrap-style:square;mso-width-percent:0;mso-height-percent:0;mso-wrap-distance-left:9pt;mso-wrap-distance-top:0;mso-wrap-distance-right:9pt;mso-wrap-distance-bottom:0;mso-position-horizontal:absolute;mso-position-horizontal-relative:text;mso-position-vertical:absolute;mso-position-vertical-relative:text;mso-width-percent:0;mso-height-percent:0;mso-width-relative:margin;mso-height-relative:margin;v-text-anchor:middle" o:gfxdata="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" fillcolor="#002060" stroked="f" strokeweight="1.5pt">
               <v:textbox>
                 <w:txbxContent>
                   <w:p>
@@ -2583,7 +2640,7 @@
                         <w:noProof/>
                       </w:rPr>
                       <w:drawing>
-                        <wp:inline distT="0" distB="0" distL="0" distR="0" wp14:anchorId="54D009A0" wp14:editId="4C0E21E1">
+                        <wp:inline distT="0" distB="0" distL="0" distR="0" wp14:anchorId="54D009A0" wp14:editId="3BC28540">
                           <wp:extent cx="2261464" cy="672353"/>
                           <wp:effectExtent l="0" t="0" r="0" b="0"/>
                           <wp:docPr id="1303110274" name="Imagem 4"/>
@@ -2598,14 +2655,14 @@
                                   <pic:cNvPicPr/>
                                 </pic:nvPicPr>
                                 <pic:blipFill rotWithShape="1">
-                                  <a:blip r:embed="rId2">
+                                  <a:blip r:embed="rId1">
                                     <a:extLst>
                                       <a:ext uri="{28A0092B-C50C-407E-A947-70E740481C1C}">
                                         <a14:useLocalDpi xmlns:a14="http://schemas.microsoft.com/office/drawing/2010/main" val="0"/>
                                       </a:ext>
                                     </a:extLst>
                                   </a:blip>
-                                  <a:srcRect t="36741" r="5427" b="35142"/>
+                                  <a:srcRect t="30550" r="5427" b="41333"/>
                                   <a:stretch>
                                     <a:fillRect/>
                                   </a:stretch>
@@ -2645,7 +2702,7 @@
       <w:rPr>
         <w:noProof/>
       </w:rPr>
-      <w:pict w14:anchorId="66392F39">
+      <w:pict w14:anchorId="3DE5FEE0">
         <v:shapetype id="_x0000_t75" coordsize="21600,21600" o:spt="75" o:preferrelative="t" path="m@4@5l@4@11@9@11@9@5xe" filled="f" stroked="f">
           <v:stroke joinstyle="miter"/>
           <v:formulas>
@@ -2666,7 +2723,7 @@
           <o:lock v:ext="edit" aspectratio="t"/>
         </v:shapetype>
         <v:shape id="WordPictureWatermark119206985" o:spid="_x0000_s1026" type="#_x0000_t75" alt="" style="position:absolute;margin-left:0;margin-top:0;width:487.25pt;height:488.8pt;z-index:-251643904;mso-wrap-edited:f;mso-width-percent:0;mso-height-percent:0;mso-position-horizontal:center;mso-position-horizontal-relative:margin;mso-position-vertical:center;mso-position-vertical-relative:margin;mso-width-percent:0;mso-height-percent:0" o:allowincell="f">
-          <v:imagedata r:id="rId3" o:title="WhatsApp Image 2026-04-23 at 18" gain="19661f" blacklevel="22938f"/>
+          <v:imagedata r:id="rId2" o:title="WhatsApp Image 2026-04-23 at 18" gain="19661f" blacklevel="22938f"/>
           <w10:wrap anchorx="margin" anchory="margin"/>
         </v:shape>
       </w:pict>
@@ -2685,7 +2742,7 @@
       <w:rPr>
         <w:noProof/>
       </w:rPr>
-      <w:pict w14:anchorId="0A6073EE">
+      <w:pict w14:anchorId="0DB9285D">
         <v:shapetype id="_x0000_t75" coordsize="21600,21600" o:spt="75" o:preferrelative="t" path="m@4@5l@4@11@9@11@9@5xe" filled="f" stroked="f">
           <v:stroke joinstyle="miter"/>
           <v:formulas>

--- a/modelo_dossie.docx
+++ b/modelo_dossie.docx
@@ -36,7 +36,7 @@
           <w:sz w:val="22"/>
           <w:szCs w:val="22"/>
         </w:rPr>
-        <w:fldChar w:fldCharType="begin"/>
+        <w:t>{{DATA_ELABORA</w:t>
       </w:r>
       <w:r>
         <w:rPr>
@@ -44,7 +44,7 @@
           <w:sz w:val="22"/>
           <w:szCs w:val="22"/>
         </w:rPr>
-        <w:instrText xml:space="preserve"> CREATEDATE \@ "d 'de' MMMM 'de' yyyy" \* MERGEFORMAT </w:instrText>
+        <w:t>CA</w:t>
       </w:r>
       <w:r>
         <w:rPr>
@@ -52,32 +52,7 @@
           <w:sz w:val="22"/>
           <w:szCs w:val="22"/>
         </w:rPr>
-        <w:fldChar w:fldCharType="separate"/>
-      </w:r>
-      <w:r>
-        <w:rPr>
-          <w:noProof/>
-          <w:color w:val="000000" w:themeColor="text1"/>
-          <w:sz w:val="22"/>
-          <w:szCs w:val="22"/>
-        </w:rPr>
-        <w:t>6 de maio de 2026</w:t>
-      </w:r>
-      <w:r>
-        <w:rPr>
-          <w:color w:val="000000" w:themeColor="text1"/>
-          <w:sz w:val="22"/>
-          <w:szCs w:val="22"/>
-        </w:rPr>
-        <w:fldChar w:fldCharType="end"/>
-      </w:r>
-      <w:r>
-        <w:rPr>
-          <w:color w:val="000000" w:themeColor="text1"/>
-          <w:sz w:val="26"/>
-          <w:szCs w:val="26"/>
-        </w:rPr>
-        <w:br/>
+        <w:t>O}}</w:t>
       </w:r>
     </w:p>
     <w:p>
@@ -1441,10 +1416,10 @@
         <w:tblLook w:val="04A0" w:firstRow="1" w:lastRow="0" w:firstColumn="1" w:lastColumn="0" w:noHBand="0" w:noVBand="1"/>
       </w:tblPr>
       <w:tblGrid>
-        <w:gridCol w:w="2409"/>
-        <w:gridCol w:w="2271"/>
-        <w:gridCol w:w="2340"/>
-        <w:gridCol w:w="2340"/>
+        <w:gridCol w:w="2378"/>
+        <w:gridCol w:w="2215"/>
+        <w:gridCol w:w="2296"/>
+        <w:gridCol w:w="2471"/>
       </w:tblGrid>
       <w:tr>
         <w:trPr>
@@ -1501,11 +1476,7 @@
             </w:tcMar>
             <w:vAlign w:val="center"/>
           </w:tcPr>
-          <w:p>
-            <w:r>
-              <w:t>2</w:t>
-            </w:r>
-          </w:p>
+          <w:p/>
         </w:tc>
         <w:tc>
           <w:tcPr>
@@ -1555,10 +1526,7 @@
           </w:tcPr>
           <w:p>
             <w:r>
-              <w:t>20</w:t>
-            </w:r>
-            <w:r>
-              <w:t>0,00</w:t>
+              <w:t>{{OPERAÇÃO_VALOR}}</w:t>
             </w:r>
           </w:p>
         </w:tc>
@@ -1693,11 +1661,7 @@
             </w:tcMar>
             <w:vAlign w:val="center"/>
           </w:tcPr>
-          <w:p>
-            <w:r>
-              <w:t>CAIXA ECONOMICA FEDERAL</w:t>
-            </w:r>
-          </w:p>
+          <w:p/>
         </w:tc>
       </w:tr>
     </w:tbl>
@@ -2459,7 +2423,7 @@
       <w:rPr>
         <w:noProof/>
       </w:rPr>
-      <w:pict w14:anchorId="1C89EA64">
+      <w:pict w14:anchorId="24FBA3A5">
         <v:shapetype id="_x0000_t75" coordsize="21600,21600" o:spt="75" o:preferrelative="t" path="m@4@5l@4@11@9@11@9@5xe" filled="f" stroked="f">
           <v:stroke joinstyle="miter"/>
           <v:formulas>
@@ -2655,7 +2619,7 @@
                                   <pic:cNvPicPr/>
                                 </pic:nvPicPr>
                                 <pic:blipFill rotWithShape="1">
-                                  <a:blip r:embed="rId1">
+                                  <a:blip r:embed="rId2">
                                     <a:extLst>
                                       <a:ext uri="{28A0092B-C50C-407E-A947-70E740481C1C}">
                                         <a14:useLocalDpi xmlns:a14="http://schemas.microsoft.com/office/drawing/2010/main" val="0"/>
@@ -2702,7 +2666,7 @@
       <w:rPr>
         <w:noProof/>
       </w:rPr>
-      <w:pict w14:anchorId="3DE5FEE0">
+      <w:pict w14:anchorId="7B06EAB9">
         <v:shapetype id="_x0000_t75" coordsize="21600,21600" o:spt="75" o:preferrelative="t" path="m@4@5l@4@11@9@11@9@5xe" filled="f" stroked="f">
           <v:stroke joinstyle="miter"/>
           <v:formulas>
@@ -2723,7 +2687,7 @@
           <o:lock v:ext="edit" aspectratio="t"/>
         </v:shapetype>
         <v:shape id="WordPictureWatermark119206985" o:spid="_x0000_s1026" type="#_x0000_t75" alt="" style="position:absolute;margin-left:0;margin-top:0;width:487.25pt;height:488.8pt;z-index:-251643904;mso-wrap-edited:f;mso-width-percent:0;mso-height-percent:0;mso-position-horizontal:center;mso-position-horizontal-relative:margin;mso-position-vertical:center;mso-position-vertical-relative:margin;mso-width-percent:0;mso-height-percent:0" o:allowincell="f">
-          <v:imagedata r:id="rId2" o:title="WhatsApp Image 2026-04-23 at 18" gain="19661f" blacklevel="22938f"/>
+          <v:imagedata r:id="rId3" o:title="WhatsApp Image 2026-04-23 at 18" gain="19661f" blacklevel="22938f"/>
           <w10:wrap anchorx="margin" anchory="margin"/>
         </v:shape>
       </w:pict>
@@ -2742,7 +2706,7 @@
       <w:rPr>
         <w:noProof/>
       </w:rPr>
-      <w:pict w14:anchorId="0DB9285D">
+      <w:pict w14:anchorId="46A7628B">
         <v:shapetype id="_x0000_t75" coordsize="21600,21600" o:spt="75" o:preferrelative="t" path="m@4@5l@4@11@9@11@9@5xe" filled="f" stroked="f">
           <v:stroke joinstyle="miter"/>
           <v:formulas>

--- a/modelo_dossie.docx
+++ b/modelo_dossie.docx
@@ -21,14 +21,6 @@
           <w:szCs w:val="26"/>
         </w:rPr>
         <w:br/>
-      </w:r>
-      <w:r>
-        <w:rPr>
-          <w:color w:val="000000" w:themeColor="text1"/>
-          <w:sz w:val="22"/>
-          <w:szCs w:val="22"/>
-        </w:rPr>
-        <w:t xml:space="preserve">São Paulo, </w:t>
       </w:r>
       <w:r>
         <w:rPr>
@@ -2423,7 +2415,7 @@
       <w:rPr>
         <w:noProof/>
       </w:rPr>
-      <w:pict w14:anchorId="24FBA3A5">
+      <w:pict w14:anchorId="7069857C">
         <v:shapetype id="_x0000_t75" coordsize="21600,21600" o:spt="75" o:preferrelative="t" path="m@4@5l@4@11@9@11@9@5xe" filled="f" stroked="f">
           <v:stroke joinstyle="miter"/>
           <v:formulas>
@@ -2666,7 +2658,7 @@
       <w:rPr>
         <w:noProof/>
       </w:rPr>
-      <w:pict w14:anchorId="7B06EAB9">
+      <w:pict w14:anchorId="0F6E8DAA">
         <v:shapetype id="_x0000_t75" coordsize="21600,21600" o:spt="75" o:preferrelative="t" path="m@4@5l@4@11@9@11@9@5xe" filled="f" stroked="f">
           <v:stroke joinstyle="miter"/>
           <v:formulas>
@@ -2706,7 +2698,7 @@
       <w:rPr>
         <w:noProof/>
       </w:rPr>
-      <w:pict w14:anchorId="46A7628B">
+      <w:pict w14:anchorId="3D80B3B9">
         <v:shapetype id="_x0000_t75" coordsize="21600,21600" o:spt="75" o:preferrelative="t" path="m@4@5l@4@11@9@11@9@5xe" filled="f" stroked="f">
           <v:stroke joinstyle="miter"/>
           <v:formulas>

--- a/modelo_dossie.docx
+++ b/modelo_dossie.docx
@@ -1385,278 +1385,6 @@
         <w:spacing w:before="60" w:after="60"/>
       </w:pPr>
     </w:p>
-    <w:p>
-      <w:pPr>
-        <w:spacing w:before="60" w:after="60"/>
-      </w:pPr>
-    </w:p>
-    <w:tbl>
-      <w:tblPr>
-        <w:tblW w:w="9360" w:type="dxa"/>
-        <w:tblBorders>
-          <w:top w:val="single" w:sz="4" w:space="0" w:color="auto"/>
-          <w:left w:val="single" w:sz="4" w:space="0" w:color="auto"/>
-          <w:bottom w:val="single" w:sz="4" w:space="0" w:color="auto"/>
-          <w:right w:val="single" w:sz="4" w:space="0" w:color="auto"/>
-          <w:insideH w:val="single" w:sz="4" w:space="0" w:color="auto"/>
-          <w:insideV w:val="single" w:sz="4" w:space="0" w:color="auto"/>
-        </w:tblBorders>
-        <w:tblCellMar>
-          <w:left w:w="10" w:type="dxa"/>
-          <w:right w:w="10" w:type="dxa"/>
-        </w:tblCellMar>
-        <w:tblLook w:val="04A0" w:firstRow="1" w:lastRow="0" w:firstColumn="1" w:lastColumn="0" w:noHBand="0" w:noVBand="1"/>
-      </w:tblPr>
-      <w:tblGrid>
-        <w:gridCol w:w="2378"/>
-        <w:gridCol w:w="2215"/>
-        <w:gridCol w:w="2296"/>
-        <w:gridCol w:w="2471"/>
-      </w:tblGrid>
-      <w:tr>
-        <w:trPr>
-          <w:trHeight w:val="352"/>
-        </w:trPr>
-        <w:tc>
-          <w:tcPr>
-            <w:tcW w:w="2409" w:type="dxa"/>
-            <w:tcBorders>
-              <w:top w:val="single" w:sz="4" w:space="0" w:color="A6A6A6" w:themeColor="background1" w:themeShade="A6"/>
-              <w:left w:val="single" w:sz="4" w:space="0" w:color="A6A6A6" w:themeColor="background1" w:themeShade="A6"/>
-              <w:bottom w:val="single" w:sz="4" w:space="0" w:color="A6A6A6" w:themeColor="background1" w:themeShade="A6"/>
-              <w:right w:val="single" w:sz="4" w:space="0" w:color="A6A6A6" w:themeColor="background1" w:themeShade="A6"/>
-            </w:tcBorders>
-            <w:shd w:val="clear" w:color="auto" w:fill="D9D9D9" w:themeFill="background1" w:themeFillShade="D9"/>
-            <w:tcMar>
-              <w:top w:w="80" w:type="dxa"/>
-              <w:left w:w="140" w:type="dxa"/>
-              <w:bottom w:w="80" w:type="dxa"/>
-              <w:right w:w="140" w:type="dxa"/>
-            </w:tcMar>
-            <w:vAlign w:val="center"/>
-          </w:tcPr>
-          <w:p>
-            <w:pPr>
-              <w:rPr>
-                <w:color w:val="000000" w:themeColor="text1"/>
-              </w:rPr>
-            </w:pPr>
-            <w:r>
-              <w:rPr>
-                <w:b/>
-                <w:bCs/>
-                <w:color w:val="000000" w:themeColor="text1"/>
-              </w:rPr>
-              <w:t>Total de Operações</w:t>
-            </w:r>
-          </w:p>
-        </w:tc>
-        <w:tc>
-          <w:tcPr>
-            <w:tcW w:w="2271" w:type="dxa"/>
-            <w:tcBorders>
-              <w:top w:val="single" w:sz="4" w:space="0" w:color="A6A6A6" w:themeColor="background1" w:themeShade="A6"/>
-              <w:left w:val="single" w:sz="4" w:space="0" w:color="A6A6A6" w:themeColor="background1" w:themeShade="A6"/>
-              <w:bottom w:val="single" w:sz="4" w:space="0" w:color="A6A6A6" w:themeColor="background1" w:themeShade="A6"/>
-              <w:right w:val="single" w:sz="4" w:space="0" w:color="A6A6A6" w:themeColor="background1" w:themeShade="A6"/>
-            </w:tcBorders>
-            <w:tcMar>
-              <w:top w:w="80" w:type="dxa"/>
-              <w:left w:w="140" w:type="dxa"/>
-              <w:bottom w:w="80" w:type="dxa"/>
-              <w:right w:w="140" w:type="dxa"/>
-            </w:tcMar>
-            <w:vAlign w:val="center"/>
-          </w:tcPr>
-          <w:p/>
-        </w:tc>
-        <w:tc>
-          <w:tcPr>
-            <w:tcW w:w="2340" w:type="dxa"/>
-            <w:tcBorders>
-              <w:top w:val="single" w:sz="4" w:space="0" w:color="A6A6A6" w:themeColor="background1" w:themeShade="A6"/>
-              <w:left w:val="single" w:sz="4" w:space="0" w:color="A6A6A6" w:themeColor="background1" w:themeShade="A6"/>
-              <w:bottom w:val="single" w:sz="4" w:space="0" w:color="A6A6A6" w:themeColor="background1" w:themeShade="A6"/>
-              <w:right w:val="single" w:sz="4" w:space="0" w:color="A6A6A6" w:themeColor="background1" w:themeShade="A6"/>
-            </w:tcBorders>
-            <w:shd w:val="clear" w:color="auto" w:fill="D9D9D9" w:themeFill="background1" w:themeFillShade="D9"/>
-            <w:tcMar>
-              <w:top w:w="80" w:type="dxa"/>
-              <w:left w:w="140" w:type="dxa"/>
-              <w:bottom w:w="80" w:type="dxa"/>
-              <w:right w:w="140" w:type="dxa"/>
-            </w:tcMar>
-            <w:vAlign w:val="center"/>
-          </w:tcPr>
-          <w:p>
-            <w:r>
-              <w:rPr>
-                <w:b/>
-                <w:bCs/>
-                <w:color w:val="000000" w:themeColor="text1"/>
-              </w:rPr>
-              <w:t>Valor Total (R$)</w:t>
-            </w:r>
-          </w:p>
-        </w:tc>
-        <w:tc>
-          <w:tcPr>
-            <w:tcW w:w="2340" w:type="dxa"/>
-            <w:tcBorders>
-              <w:top w:val="single" w:sz="4" w:space="0" w:color="A6A6A6" w:themeColor="background1" w:themeShade="A6"/>
-              <w:left w:val="single" w:sz="4" w:space="0" w:color="A6A6A6" w:themeColor="background1" w:themeShade="A6"/>
-              <w:bottom w:val="single" w:sz="4" w:space="0" w:color="A6A6A6" w:themeColor="background1" w:themeShade="A6"/>
-              <w:right w:val="single" w:sz="4" w:space="0" w:color="A6A6A6" w:themeColor="background1" w:themeShade="A6"/>
-            </w:tcBorders>
-            <w:tcMar>
-              <w:top w:w="80" w:type="dxa"/>
-              <w:left w:w="140" w:type="dxa"/>
-              <w:bottom w:w="80" w:type="dxa"/>
-              <w:right w:w="140" w:type="dxa"/>
-            </w:tcMar>
-            <w:vAlign w:val="center"/>
-          </w:tcPr>
-          <w:p>
-            <w:r>
-              <w:t>{{OPERAÇÃO_VALOR}}</w:t>
-            </w:r>
-          </w:p>
-        </w:tc>
-      </w:tr>
-      <w:tr>
-        <w:trPr>
-          <w:trHeight w:val="401"/>
-        </w:trPr>
-        <w:tc>
-          <w:tcPr>
-            <w:tcW w:w="2409" w:type="dxa"/>
-            <w:tcBorders>
-              <w:top w:val="single" w:sz="4" w:space="0" w:color="A6A6A6" w:themeColor="background1" w:themeShade="A6"/>
-              <w:left w:val="single" w:sz="4" w:space="0" w:color="A6A6A6" w:themeColor="background1" w:themeShade="A6"/>
-              <w:bottom w:val="single" w:sz="4" w:space="0" w:color="A6A6A6" w:themeColor="background1" w:themeShade="A6"/>
-              <w:right w:val="single" w:sz="4" w:space="0" w:color="A6A6A6" w:themeColor="background1" w:themeShade="A6"/>
-            </w:tcBorders>
-            <w:shd w:val="clear" w:color="auto" w:fill="D9D9D9" w:themeFill="background1" w:themeFillShade="D9"/>
-            <w:tcMar>
-              <w:top w:w="80" w:type="dxa"/>
-              <w:left w:w="140" w:type="dxa"/>
-              <w:bottom w:w="80" w:type="dxa"/>
-              <w:right w:w="140" w:type="dxa"/>
-            </w:tcMar>
-            <w:vAlign w:val="center"/>
-          </w:tcPr>
-          <w:p>
-            <w:pPr>
-              <w:rPr>
-                <w:color w:val="000000" w:themeColor="text1"/>
-              </w:rPr>
-            </w:pPr>
-            <w:r>
-              <w:rPr>
-                <w:b/>
-                <w:bCs/>
-                <w:color w:val="000000" w:themeColor="text1"/>
-              </w:rPr>
-              <w:t>Instituição de Origem</w:t>
-            </w:r>
-          </w:p>
-        </w:tc>
-        <w:tc>
-          <w:tcPr>
-            <w:tcW w:w="6951" w:type="dxa"/>
-            <w:gridSpan w:val="3"/>
-            <w:tcBorders>
-              <w:top w:val="single" w:sz="4" w:space="0" w:color="A6A6A6" w:themeColor="background1" w:themeShade="A6"/>
-              <w:left w:val="single" w:sz="4" w:space="0" w:color="A6A6A6" w:themeColor="background1" w:themeShade="A6"/>
-              <w:bottom w:val="single" w:sz="4" w:space="0" w:color="A6A6A6" w:themeColor="background1" w:themeShade="A6"/>
-              <w:right w:val="single" w:sz="4" w:space="0" w:color="A6A6A6" w:themeColor="background1" w:themeShade="A6"/>
-            </w:tcBorders>
-            <w:tcMar>
-              <w:top w:w="80" w:type="dxa"/>
-              <w:left w:w="140" w:type="dxa"/>
-              <w:bottom w:w="80" w:type="dxa"/>
-              <w:right w:w="140" w:type="dxa"/>
-            </w:tcMar>
-            <w:vAlign w:val="center"/>
-          </w:tcPr>
-          <w:p>
-            <w:r>
-              <w:t>HYPER</w:t>
-            </w:r>
-            <w:r>
-              <w:t xml:space="preserve"> </w:t>
-            </w:r>
-            <w:r>
-              <w:t xml:space="preserve">WALLET </w:t>
-            </w:r>
-            <w:r>
-              <w:t>IP LTDA</w:t>
-            </w:r>
-          </w:p>
-        </w:tc>
-      </w:tr>
-      <w:tr>
-        <w:trPr>
-          <w:trHeight w:val="409"/>
-        </w:trPr>
-        <w:tc>
-          <w:tcPr>
-            <w:tcW w:w="2409" w:type="dxa"/>
-            <w:tcBorders>
-              <w:top w:val="single" w:sz="4" w:space="0" w:color="A6A6A6" w:themeColor="background1" w:themeShade="A6"/>
-              <w:left w:val="single" w:sz="4" w:space="0" w:color="A6A6A6" w:themeColor="background1" w:themeShade="A6"/>
-              <w:bottom w:val="single" w:sz="4" w:space="0" w:color="A6A6A6" w:themeColor="background1" w:themeShade="A6"/>
-              <w:right w:val="single" w:sz="4" w:space="0" w:color="A6A6A6" w:themeColor="background1" w:themeShade="A6"/>
-            </w:tcBorders>
-            <w:shd w:val="clear" w:color="auto" w:fill="D9D9D9" w:themeFill="background1" w:themeFillShade="D9"/>
-            <w:tcMar>
-              <w:top w:w="80" w:type="dxa"/>
-              <w:left w:w="140" w:type="dxa"/>
-              <w:bottom w:w="80" w:type="dxa"/>
-              <w:right w:w="140" w:type="dxa"/>
-            </w:tcMar>
-            <w:vAlign w:val="center"/>
-          </w:tcPr>
-          <w:p>
-            <w:pPr>
-              <w:rPr>
-                <w:b/>
-                <w:bCs/>
-                <w:color w:val="000000" w:themeColor="text1"/>
-              </w:rPr>
-            </w:pPr>
-            <w:r>
-              <w:rPr>
-                <w:b/>
-                <w:bCs/>
-                <w:color w:val="000000" w:themeColor="text1"/>
-              </w:rPr>
-              <w:t>Instituição de Destino</w:t>
-            </w:r>
-          </w:p>
-        </w:tc>
-        <w:tc>
-          <w:tcPr>
-            <w:tcW w:w="6951" w:type="dxa"/>
-            <w:gridSpan w:val="3"/>
-            <w:tcBorders>
-              <w:top w:val="single" w:sz="4" w:space="0" w:color="A6A6A6" w:themeColor="background1" w:themeShade="A6"/>
-              <w:left w:val="single" w:sz="4" w:space="0" w:color="A6A6A6" w:themeColor="background1" w:themeShade="A6"/>
-              <w:bottom w:val="single" w:sz="4" w:space="0" w:color="A6A6A6" w:themeColor="background1" w:themeShade="A6"/>
-              <w:right w:val="single" w:sz="4" w:space="0" w:color="A6A6A6" w:themeColor="background1" w:themeShade="A6"/>
-            </w:tcBorders>
-            <w:tcMar>
-              <w:top w:w="80" w:type="dxa"/>
-              <w:left w:w="140" w:type="dxa"/>
-              <w:bottom w:w="80" w:type="dxa"/>
-              <w:right w:w="140" w:type="dxa"/>
-            </w:tcMar>
-            <w:vAlign w:val="center"/>
-          </w:tcPr>
-          <w:p/>
-        </w:tc>
-      </w:tr>
-    </w:tbl>
     <w:p>
       <w:pPr>
         <w:spacing w:before="60" w:after="60"/>
@@ -2415,7 +2143,7 @@
       <w:rPr>
         <w:noProof/>
       </w:rPr>
-      <w:pict w14:anchorId="7069857C">
+      <w:pict w14:anchorId="28BD4CA9">
         <v:shapetype id="_x0000_t75" coordsize="21600,21600" o:spt="75" o:preferrelative="t" path="m@4@5l@4@11@9@11@9@5xe" filled="f" stroked="f">
           <v:stroke joinstyle="miter"/>
           <v:formulas>
@@ -2658,7 +2386,7 @@
       <w:rPr>
         <w:noProof/>
       </w:rPr>
-      <w:pict w14:anchorId="0F6E8DAA">
+      <w:pict w14:anchorId="2C5091FF">
         <v:shapetype id="_x0000_t75" coordsize="21600,21600" o:spt="75" o:preferrelative="t" path="m@4@5l@4@11@9@11@9@5xe" filled="f" stroked="f">
           <v:stroke joinstyle="miter"/>
           <v:formulas>
@@ -2698,7 +2426,7 @@
       <w:rPr>
         <w:noProof/>
       </w:rPr>
-      <w:pict w14:anchorId="3D80B3B9">
+      <w:pict w14:anchorId="257448D9">
         <v:shapetype id="_x0000_t75" coordsize="21600,21600" o:spt="75" o:preferrelative="t" path="m@4@5l@4@11@9@11@9@5xe" filled="f" stroked="f">
           <v:stroke joinstyle="miter"/>
           <v:formulas>
